--- a/examples/document-translation/sample.docx
+++ b/examples/document-translation/sample.docx
@@ -193,7 +193,7 @@
         <w:color w:val="7A8294"/>
         <w:sz w:val="17"/>
       </w:rPr>
-      <w:t>FLUENTREAD · DOCUMENT TRANSLATION EXAMPLE</w:t>
+      <w:t>BABELBOX · DOCUMENT TRANSLATION EXAMPLE</w:t>
     </w:r>
   </w:p>
 </w:hdr>
